--- a/assets/templates/bpc_deficiencia.docx
+++ b/assets/templates/bpc_deficiencia.docx
@@ -147,16 +147,7 @@
           <w:sz w:val="24"/>
           <w:szCs w:val="24"/>
         </w:rPr>
-        <w:t>{{ e</w:t>
-      </w:r>
-      <w:bookmarkStart w:id="0" w:name="_GoBack"/>
-      <w:bookmarkEnd w:id="0"/>
-      <w:r>
-        <w:rPr>
-          <w:sz w:val="24"/>
-          <w:szCs w:val="24"/>
-        </w:rPr>
-        <w:t xml:space="preserve">stado_civil_cliente }}, </w:t>
+        <w:t xml:space="preserve">{{ estado_civil_cliente }}, </w:t>
       </w:r>
       <w:r>
         <w:rPr>
@@ -1040,7 +1031,18 @@
           <w:szCs w:val="24"/>
           <w:shd w:val="clear" w:color="auto" w:fill="FFFFFF"/>
         </w:rPr>
-        <w:t xml:space="preserve">Nesse sentido, considerando o reconhecimento de deficiência à pessoa com TEA, requer o acolhimento do respectivo pedido supra, com a devida anotação nos registros processuais, de modo a assegurar o tratamento célere e diferenciado à parte autora, como forma de garantir a efetividade do acesso à justiça e à proteção integral de seus direitos fundamentais. </w:t>
+        <w:t xml:space="preserve">Nesse sentido, considerando o reconhecimento de deficiência à pessoa com </w:t>
+      </w:r>
+      <w:r>
+        <w:t>{{ sigla_doenca }}</w:t>
+      </w:r>
+      <w:r>
+        <w:rPr>
+          <w:sz w:val="24"/>
+          <w:szCs w:val="24"/>
+          <w:shd w:val="clear" w:color="auto" w:fill="FFFFFF"/>
+        </w:rPr>
+        <w:t xml:space="preserve">, requer o acolhimento do respectivo pedido supra, com a devida anotação nos registros processuais, de modo a assegurar o tratamento célere e diferenciado à parte autora, como forma de garantir a efetividade do acesso à justiça e à proteção integral de seus direitos fundamentais. </w:t>
       </w:r>
     </w:p>
     <w:p>
@@ -1379,7 +1381,7 @@
           <w:szCs w:val="24"/>
         </w:rPr>
       </w:pPr>
-      <w:bookmarkStart w:id="1" w:name="_Hlk217633236"/>
+      <w:bookmarkStart w:id="0" w:name="_Hlk217633236"/>
       <w:r>
         <w:rPr>
           <w:sz w:val="24"/>
@@ -1423,7 +1425,7 @@
         </w:rPr>
         <w:t>O perigo de dano se configura pelo fato de que, se continuar sem receber o benefício, a autora terá sua subsistência prejudicada, uma vez que o benefício tem caráter alimentar.</w:t>
       </w:r>
-      <w:bookmarkEnd w:id="1"/>
+      <w:bookmarkEnd w:id="0"/>
     </w:p>
     <w:p>
       <w:pPr>
@@ -1601,9 +1603,19 @@
           <w:sz w:val="24"/>
           <w:szCs w:val="24"/>
         </w:rPr>
-        <w:lastRenderedPageBreak/>
         <w:t xml:space="preserve">A causa em questão busca a concessão do benefício de prestação continuada à pessoa com deficiência, com </w:t>
       </w:r>
+      <w:r>
+        <w:rPr>
+          <w:b/>
+          <w:bCs/>
+          <w:sz w:val="24"/>
+          <w:szCs w:val="24"/>
+        </w:rPr>
+        <w:t xml:space="preserve">DER </w:t>
+      </w:r>
+      <w:bookmarkStart w:id="1" w:name="_GoBack"/>
+      <w:bookmarkEnd w:id="1"/>
       <w:r>
         <w:rPr>
           <w:b/>
@@ -2084,35 +2096,7 @@
           <w:sz w:val="24"/>
           <w:szCs w:val="24"/>
         </w:rPr>
-        <w:t>o(</w:t>
-      </w:r>
-      <w:r>
-        <w:rPr>
-          <w:sz w:val="24"/>
-          <w:szCs w:val="24"/>
-        </w:rPr>
-        <w:t>a</w:t>
-      </w:r>
-      <w:r>
-        <w:rPr>
-          <w:sz w:val="24"/>
-          <w:szCs w:val="24"/>
-        </w:rPr>
-        <w:t>)</w:t>
-      </w:r>
-      <w:r>
-        <w:rPr>
-          <w:sz w:val="24"/>
-          <w:szCs w:val="24"/>
-        </w:rPr>
-        <w:t xml:space="preserve"> </w:t>
-      </w:r>
-      <w:r>
-        <w:rPr>
-          <w:sz w:val="24"/>
-          <w:szCs w:val="24"/>
-        </w:rPr>
-        <w:t>menor</w:t>
+        <w:t>a parte Autora</w:t>
       </w:r>
       <w:r>
         <w:rPr>
@@ -2171,6 +2155,7 @@
           <w:rFonts w:ascii="Arial" w:hAnsi="Arial" w:cs="Arial"/>
           <w:noProof/>
         </w:rPr>
+        <w:lastRenderedPageBreak/>
         <mc:AlternateContent>
           <mc:Choice Requires="wps">
             <w:drawing>
@@ -2301,7 +2286,6 @@
           <w:sz w:val="24"/>
           <w:szCs w:val="24"/>
         </w:rPr>
-        <w:lastRenderedPageBreak/>
         <w:tab/>
       </w:r>
     </w:p>
@@ -2674,41 +2658,13 @@
           <w:lang w:val="pt-BR"/>
         </w:rPr>
       </w:pPr>
-      <w:proofErr w:type="gramStart"/>
       <w:r>
         <w:rPr>
           <w:sz w:val="24"/>
           <w:szCs w:val="24"/>
           <w:lang w:val="pt-BR"/>
         </w:rPr>
-        <w:t xml:space="preserve">{{ </w:t>
-      </w:r>
-      <w:proofErr w:type="spellStart"/>
-      <w:r>
-        <w:rPr>
-          <w:sz w:val="24"/>
-          <w:szCs w:val="24"/>
-          <w:lang w:val="pt-BR"/>
-        </w:rPr>
-        <w:t>detalhes</w:t>
-      </w:r>
-      <w:proofErr w:type="gramEnd"/>
-      <w:r>
-        <w:rPr>
-          <w:sz w:val="24"/>
-          <w:szCs w:val="24"/>
-          <w:lang w:val="pt-BR"/>
-        </w:rPr>
-        <w:t>_laudo</w:t>
-      </w:r>
-      <w:proofErr w:type="spellEnd"/>
-      <w:r>
-        <w:rPr>
-          <w:sz w:val="24"/>
-          <w:szCs w:val="24"/>
-          <w:lang w:val="pt-BR"/>
-        </w:rPr>
-        <w:t xml:space="preserve"> }}</w:t>
+        <w:t>{{ detalhes_laudo }}</w:t>
       </w:r>
     </w:p>
     <w:p>
@@ -2737,6 +2693,7 @@
           <w:rFonts w:ascii="Arial" w:hAnsi="Arial" w:cs="Arial"/>
           <w:noProof/>
         </w:rPr>
+        <w:lastRenderedPageBreak/>
         <mc:AlternateContent>
           <mc:Choice Requires="wps">
             <w:drawing>
@@ -2868,7 +2825,6 @@
           <w:sz w:val="24"/>
           <w:szCs w:val="24"/>
         </w:rPr>
-        <w:lastRenderedPageBreak/>
         <w:tab/>
         <w:t>Vejamos abaixo as documentações que corroboram com seu quadro clínico.</w:t>
       </w:r>
@@ -8407,7 +8363,7 @@
 </file>
 
 <file path=customXml/itemProps1.xml><?xml version="1.0" encoding="utf-8"?>
-<ds:datastoreItem xmlns:ds="http://schemas.openxmlformats.org/officeDocument/2006/customXml" ds:itemID="{72FFF9EC-85F4-4463-BE04-8E5F042113F4}">
+<ds:datastoreItem xmlns:ds="http://schemas.openxmlformats.org/officeDocument/2006/customXml" ds:itemID="{B8AD26A7-BA46-49B0-9DC9-FF03D7A92C3C}">
   <ds:schemaRefs>
     <ds:schemaRef ds:uri="http://schemas.openxmlformats.org/officeDocument/2006/bibliography"/>
   </ds:schemaRefs>

--- a/assets/templates/bpc_deficiencia.docx
+++ b/assets/templates/bpc_deficiencia.docx
@@ -1614,8 +1614,6 @@
         </w:rPr>
         <w:t xml:space="preserve">DER </w:t>
       </w:r>
-      <w:bookmarkStart w:id="1" w:name="_GoBack"/>
-      <w:bookmarkEnd w:id="1"/>
       <w:r>
         <w:rPr>
           <w:b/>
@@ -1722,7 +1720,7 @@
         </w:rPr>
         <w:t xml:space="preserve">Inicialmente, insta informar que a parte Autora possui deficiência de longo prazo que limita significamente, o prejudicando fisicamente e socialmente em tarefas do dia a dia, deixando-o em desigualdade em face aos demais da sua idade. Nesse sentido, a parte Autora necessita acompanhamento médico e uso de medicações para controlar seu quadro </w:t>
       </w:r>
-      <w:bookmarkStart w:id="2" w:name="_Hlk198815936"/>
+      <w:bookmarkStart w:id="1" w:name="_Hlk198815936"/>
       <w:r>
         <w:rPr>
           <w:sz w:val="24"/>
@@ -1730,7 +1728,7 @@
         </w:rPr>
         <w:t>clínico</w:t>
       </w:r>
-      <w:bookmarkEnd w:id="2"/>
+      <w:bookmarkEnd w:id="1"/>
       <w:r>
         <w:rPr>
           <w:sz w:val="24"/>
@@ -2664,7 +2662,25 @@
           <w:szCs w:val="24"/>
           <w:lang w:val="pt-BR"/>
         </w:rPr>
-        <w:t>{{ detalhes_laudo }}</w:t>
+        <w:t xml:space="preserve">{{ </w:t>
+      </w:r>
+      <w:proofErr w:type="spellStart"/>
+      <w:r>
+        <w:rPr>
+          <w:sz w:val="24"/>
+          <w:szCs w:val="24"/>
+          <w:lang w:val="pt-BR"/>
+        </w:rPr>
+        <w:t>detalhes_laudo</w:t>
+      </w:r>
+      <w:proofErr w:type="spellEnd"/>
+      <w:r>
+        <w:rPr>
+          <w:sz w:val="24"/>
+          <w:szCs w:val="24"/>
+          <w:lang w:val="pt-BR"/>
+        </w:rPr>
+        <w:t xml:space="preserve"> }}</w:t>
       </w:r>
     </w:p>
     <w:p>
@@ -3814,8 +3830,53 @@
           <w:sz w:val="24"/>
           <w:szCs w:val="24"/>
         </w:rPr>
-        <w:t>{{ local_data }}</w:t>
-      </w:r>
+        <w:t xml:space="preserve">Guaraciaba do Norte – CE, </w:t>
+      </w:r>
+      <w:r>
+        <w:rPr>
+          <w:sz w:val="24"/>
+          <w:szCs w:val="24"/>
+        </w:rPr>
+        <w:fldChar w:fldCharType="begin"/>
+      </w:r>
+      <w:r>
+        <w:rPr>
+          <w:sz w:val="24"/>
+          <w:szCs w:val="24"/>
+        </w:rPr>
+        <w:instrText xml:space="preserve"> TIME \@ "d' de 'MMMM' de 'yyyy" </w:instrText>
+      </w:r>
+      <w:r>
+        <w:rPr>
+          <w:sz w:val="24"/>
+          <w:szCs w:val="24"/>
+        </w:rPr>
+        <w:fldChar w:fldCharType="separate"/>
+      </w:r>
+      <w:r>
+        <w:rPr>
+          <w:noProof/>
+          <w:sz w:val="24"/>
+          <w:szCs w:val="24"/>
+        </w:rPr>
+        <w:t>29 de julho de 2026</w:t>
+      </w:r>
+      <w:r>
+        <w:rPr>
+          <w:sz w:val="24"/>
+          <w:szCs w:val="24"/>
+        </w:rPr>
+        <w:fldChar w:fldCharType="end"/>
+      </w:r>
+      <w:r>
+        <w:rPr>
+          <w:sz w:val="24"/>
+          <w:szCs w:val="24"/>
+        </w:rPr>
+        <w:t>.</w:t>
+      </w:r>
+      <w:bookmarkStart w:id="2" w:name="_GoBack"/>
+      <w:bookmarkEnd w:id="2"/>
     </w:p>
     <w:p>
       <w:pPr>
@@ -4032,7 +4093,7 @@
             </wp:anchor>
           </w:drawing>
         </mc:Choice>
-        <mc:Fallback xmlns:oel="http://schemas.microsoft.com/office/2019/extlst" xmlns:w16du="http://schemas.microsoft.com/office/word/2023/wordml/word16du" xmlns:w16sdtdh="http://schemas.microsoft.com/office/word/2020/wordml/sdtdatahash" xmlns:w16sdtfl="http://schemas.microsoft.com/office/word/2024/wordml/sdtformatlock">
+        <mc:Fallback xmlns:w16sdtfl="http://schemas.microsoft.com/office/word/2024/wordml/sdtformatlock" xmlns:w16sdtdh="http://schemas.microsoft.com/office/word/2020/wordml/sdtdatahash" xmlns:w16du="http://schemas.microsoft.com/office/word/2023/wordml/word16du" xmlns:oel="http://schemas.microsoft.com/office/2019/extlst">
           <w:pict>
             <v:shape w14:anchorId="3BCF6105" id="Forma Livre: Forma 13" o:spid="_x0000_s1026" style="position:absolute;margin-left:97.1pt;margin-top:24.7pt;width:370.9pt;height:.1pt;z-index:-251653120;visibility:visible;mso-wrap-style:square;mso-width-percent:0;mso-height-percent:0;mso-wrap-distance-left:0;mso-wrap-distance-top:0;mso-wrap-distance-right:0;mso-wrap-distance-bottom:0;mso-position-horizontal:absolute;mso-position-horizontal-relative:page;mso-position-vertical:absolute;mso-position-vertical-relative:text;mso-width-percent:0;mso-height-percent:0;mso-width-relative:page;mso-height-relative:page;v-text-anchor:top" coordsize="4710430,1270" o:gfxdata="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" path="m,l4709804,e" filled="f" strokeweight=".40283mm">
               <v:path arrowok="t" o:connecttype="custom" o:connectlocs="0,0;4709804,0" o:connectangles="0,0"/>
@@ -4401,7 +4462,7 @@
             </wp:anchor>
           </w:drawing>
         </mc:Choice>
-        <mc:Fallback xmlns:oel="http://schemas.microsoft.com/office/2019/extlst" xmlns:w16du="http://schemas.microsoft.com/office/word/2023/wordml/word16du" xmlns:w16sdtdh="http://schemas.microsoft.com/office/word/2020/wordml/sdtdatahash" xmlns:w16sdtfl="http://schemas.microsoft.com/office/word/2024/wordml/sdtformatlock">
+        <mc:Fallback xmlns:w16sdtfl="http://schemas.microsoft.com/office/word/2024/wordml/sdtformatlock" xmlns:w16sdtdh="http://schemas.microsoft.com/office/word/2020/wordml/sdtdatahash" xmlns:w16du="http://schemas.microsoft.com/office/word/2023/wordml/word16du" xmlns:oel="http://schemas.microsoft.com/office/2019/extlst">
           <w:pict>
             <v:shape w14:anchorId="734A0437" id="Forma Livre: Forma 3" o:spid="_x0000_s1026" style="position:absolute;margin-left:97.1pt;margin-top:24.7pt;width:370.9pt;height:.1pt;z-index:-251655168;visibility:visible;mso-wrap-style:square;mso-width-percent:0;mso-height-percent:0;mso-wrap-distance-left:0;mso-wrap-distance-top:0;mso-wrap-distance-right:0;mso-wrap-distance-bottom:0;mso-position-horizontal:absolute;mso-position-horizontal-relative:page;mso-position-vertical:absolute;mso-position-vertical-relative:text;mso-width-percent:0;mso-height-percent:0;mso-width-relative:page;mso-height-relative:page;v-text-anchor:top" coordsize="4710430,1270" o:gfxdata="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" path="m,l4709804,e" filled="f" strokeweight=".40283mm">
               <v:path arrowok="t" o:connecttype="custom" o:connectlocs="0,0;4709804,0" o:connectangles="0,0"/>
@@ -8363,7 +8424,7 @@
 </file>
 
 <file path=customXml/itemProps1.xml><?xml version="1.0" encoding="utf-8"?>
-<ds:datastoreItem xmlns:ds="http://schemas.openxmlformats.org/officeDocument/2006/customXml" ds:itemID="{B8AD26A7-BA46-49B0-9DC9-FF03D7A92C3C}">
+<ds:datastoreItem xmlns:ds="http://schemas.openxmlformats.org/officeDocument/2006/customXml" ds:itemID="{3F7054EC-399A-4EFA-9774-2BE278EBE065}">
   <ds:schemaRefs>
     <ds:schemaRef ds:uri="http://schemas.openxmlformats.org/officeDocument/2006/bibliography"/>
   </ds:schemaRefs>

--- a/assets/templates/bpc_deficiencia.docx
+++ b/assets/templates/bpc_deficiencia.docx
@@ -2656,6 +2656,7 @@
           <w:lang w:val="pt-BR"/>
         </w:rPr>
       </w:pPr>
+      <w:proofErr w:type="gramStart"/>
       <w:r>
         <w:rPr>
           <w:sz w:val="24"/>
@@ -2671,7 +2672,16 @@
           <w:szCs w:val="24"/>
           <w:lang w:val="pt-BR"/>
         </w:rPr>
-        <w:t>detalhes_laudo</w:t>
+        <w:t>detalhes</w:t>
+      </w:r>
+      <w:proofErr w:type="gramEnd"/>
+      <w:r>
+        <w:rPr>
+          <w:sz w:val="24"/>
+          <w:szCs w:val="24"/>
+          <w:lang w:val="pt-BR"/>
+        </w:rPr>
+        <w:t>_laudo</w:t>
       </w:r>
       <w:proofErr w:type="spellEnd"/>
       <w:r>
@@ -3875,8 +3885,6 @@
         </w:rPr>
         <w:t>.</w:t>
       </w:r>
-      <w:bookmarkStart w:id="2" w:name="_GoBack"/>
-      <w:bookmarkEnd w:id="2"/>
     </w:p>
     <w:p>
       <w:pPr>
@@ -3936,7 +3944,32 @@
           <w:szCs w:val="24"/>
           <w:lang w:eastAsia="pt-BR"/>
         </w:rPr>
-        <w:t xml:space="preserve">OAB/CE Nº </w:t>
+        <w:t>OAB/</w:t>
+      </w:r>
+      <w:r>
+        <w:rPr>
+          <w:b/>
+          <w:bCs/>
+          <w:iCs/>
+          <w:sz w:val="24"/>
+          <w:szCs w:val="24"/>
+          <w:highlight w:val="yellow"/>
+          <w:lang w:eastAsia="pt-BR"/>
+        </w:rPr>
+        <w:t>CE</w:t>
+      </w:r>
+      <w:bookmarkStart w:id="2" w:name="_GoBack"/>
+      <w:bookmarkEnd w:id="2"/>
+      <w:r>
+        <w:rPr>
+          <w:b/>
+          <w:bCs/>
+          <w:iCs/>
+          <w:sz w:val="24"/>
+          <w:szCs w:val="24"/>
+          <w:lang w:eastAsia="pt-BR"/>
+        </w:rPr>
+        <w:t xml:space="preserve"> Nº </w:t>
       </w:r>
       <w:r>
         <w:rPr>
@@ -4093,7 +4126,7 @@
             </wp:anchor>
           </w:drawing>
         </mc:Choice>
-        <mc:Fallback xmlns:w16sdtfl="http://schemas.microsoft.com/office/word/2024/wordml/sdtformatlock" xmlns:w16sdtdh="http://schemas.microsoft.com/office/word/2020/wordml/sdtdatahash" xmlns:w16du="http://schemas.microsoft.com/office/word/2023/wordml/word16du" xmlns:oel="http://schemas.microsoft.com/office/2019/extlst">
+        <mc:Fallback xmlns:oel="http://schemas.microsoft.com/office/2019/extlst" xmlns:w16du="http://schemas.microsoft.com/office/word/2023/wordml/word16du" xmlns:w16sdtdh="http://schemas.microsoft.com/office/word/2020/wordml/sdtdatahash" xmlns:w16sdtfl="http://schemas.microsoft.com/office/word/2024/wordml/sdtformatlock">
           <w:pict>
             <v:shape w14:anchorId="3BCF6105" id="Forma Livre: Forma 13" o:spid="_x0000_s1026" style="position:absolute;margin-left:97.1pt;margin-top:24.7pt;width:370.9pt;height:.1pt;z-index:-251653120;visibility:visible;mso-wrap-style:square;mso-width-percent:0;mso-height-percent:0;mso-wrap-distance-left:0;mso-wrap-distance-top:0;mso-wrap-distance-right:0;mso-wrap-distance-bottom:0;mso-position-horizontal:absolute;mso-position-horizontal-relative:page;mso-position-vertical:absolute;mso-position-vertical-relative:text;mso-width-percent:0;mso-height-percent:0;mso-width-relative:page;mso-height-relative:page;v-text-anchor:top" coordsize="4710430,1270" o:gfxdata="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" path="m,l4709804,e" filled="f" strokeweight=".40283mm">
               <v:path arrowok="t" o:connecttype="custom" o:connectlocs="0,0;4709804,0" o:connectangles="0,0"/>
@@ -4462,7 +4495,7 @@
             </wp:anchor>
           </w:drawing>
         </mc:Choice>
-        <mc:Fallback xmlns:w16sdtfl="http://schemas.microsoft.com/office/word/2024/wordml/sdtformatlock" xmlns:w16sdtdh="http://schemas.microsoft.com/office/word/2020/wordml/sdtdatahash" xmlns:w16du="http://schemas.microsoft.com/office/word/2023/wordml/word16du" xmlns:oel="http://schemas.microsoft.com/office/2019/extlst">
+        <mc:Fallback xmlns:oel="http://schemas.microsoft.com/office/2019/extlst" xmlns:w16du="http://schemas.microsoft.com/office/word/2023/wordml/word16du" xmlns:w16sdtdh="http://schemas.microsoft.com/office/word/2020/wordml/sdtdatahash" xmlns:w16sdtfl="http://schemas.microsoft.com/office/word/2024/wordml/sdtformatlock">
           <w:pict>
             <v:shape w14:anchorId="734A0437" id="Forma Livre: Forma 3" o:spid="_x0000_s1026" style="position:absolute;margin-left:97.1pt;margin-top:24.7pt;width:370.9pt;height:.1pt;z-index:-251655168;visibility:visible;mso-wrap-style:square;mso-width-percent:0;mso-height-percent:0;mso-wrap-distance-left:0;mso-wrap-distance-top:0;mso-wrap-distance-right:0;mso-wrap-distance-bottom:0;mso-position-horizontal:absolute;mso-position-horizontal-relative:page;mso-position-vertical:absolute;mso-position-vertical-relative:text;mso-width-percent:0;mso-height-percent:0;mso-width-relative:page;mso-height-relative:page;v-text-anchor:top" coordsize="4710430,1270" o:gfxdata="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" path="m,l4709804,e" filled="f" strokeweight=".40283mm">
               <v:path arrowok="t" o:connecttype="custom" o:connectlocs="0,0;4709804,0" o:connectangles="0,0"/>
@@ -8424,7 +8457,7 @@
 </file>
 
 <file path=customXml/itemProps1.xml><?xml version="1.0" encoding="utf-8"?>
-<ds:datastoreItem xmlns:ds="http://schemas.openxmlformats.org/officeDocument/2006/customXml" ds:itemID="{3F7054EC-399A-4EFA-9774-2BE278EBE065}">
+<ds:datastoreItem xmlns:ds="http://schemas.openxmlformats.org/officeDocument/2006/customXml" ds:itemID="{B2DBE02F-A950-4D90-8FC0-4F18F220D2D2}">
   <ds:schemaRefs>
     <ds:schemaRef ds:uri="http://schemas.openxmlformats.org/officeDocument/2006/bibliography"/>
   </ds:schemaRefs>
